--- a/examples/timeseries/doc/21_ts_lstm_static_patience.docx
+++ b/examples/timeseries/doc/21_ts_lstm_static_patience.docx
@@ -55,6 +55,45 @@
       <w:pPr>
         <w:pStyle w:val="SourceCode"/>
       </w:pPr>
+      <w:r>
+        <w:rPr>
+          <w:rStyle w:val="FunctionTok"/>
+        </w:rPr>
+        <w:t xml:space="preserve">source</w:t>
+      </w:r>
+      <w:r>
+        <w:rPr>
+          <w:rStyle w:val="NormalTok"/>
+        </w:rPr>
+        <w:t xml:space="preserve">(</w:t>
+      </w:r>
+      <w:r>
+        <w:rPr>
+          <w:rStyle w:val="FunctionTok"/>
+        </w:rPr>
+        <w:t xml:space="preserve">url</w:t>
+      </w:r>
+      <w:r>
+        <w:rPr>
+          <w:rStyle w:val="NormalTok"/>
+        </w:rPr>
+        <w:t xml:space="preserve">(</w:t>
+      </w:r>
+      <w:r>
+        <w:rPr>
+          <w:rStyle w:val="StringTok"/>
+        </w:rPr>
+        <w:t xml:space="preserve">"https://raw.githubusercontent.com/cefet-rj-dal/daltoolboxdp/main/examples/seed.R"</w:t>
+      </w:r>
+      <w:r>
+        <w:rPr>
+          <w:rStyle w:val="NormalTok"/>
+        </w:rPr>
+        <w:t xml:space="preserve">))</w:t>
+      </w:r>
+      <w:r>
+        <w:br/>
+      </w:r>
       <w:r>
         <w:rPr>
           <w:rStyle w:val="CommentTok"/>
@@ -1032,6 +1071,21 @@
       </w:r>
       <w:r>
         <w:rPr>
+          <w:rStyle w:val="FunctionTok"/>
+        </w:rPr>
+        <w:t xml:space="preserve">set_example_seed</w:t>
+      </w:r>
+      <w:r>
+        <w:rPr>
+          <w:rStyle w:val="NormalTok"/>
+        </w:rPr>
+        <w:t xml:space="preserve">()</w:t>
+      </w:r>
+      <w:r>
+        <w:br/>
+      </w:r>
+      <w:r>
+        <w:rPr>
           <w:rStyle w:val="NormalTok"/>
         </w:rPr>
         <w:t xml:space="preserve">model </w:t>
@@ -1581,7 +1635,7 @@
         <w:rPr>
           <w:rStyle w:val="VerbatimChar"/>
         </w:rPr>
-        <w:t xml:space="preserve">## [1] 0.001658215</w:t>
+        <w:t xml:space="preserve">## [1] 0.0006032538</w:t>
       </w:r>
     </w:p>
     <w:p>
@@ -1911,7 +1965,7 @@
         <w:rPr>
           <w:rStyle w:val="VerbatimChar"/>
         </w:rPr>
-        <w:t xml:space="preserve">## [1] "0.41, 0.40"   "0.17, 0.17"   "-0.08, -0.08" "-0.32, -0.33" "-0.54, -0.55"</w:t>
+        <w:t xml:space="preserve">## [1] "0.41, 0.40"   "0.17, 0.18"   "-0.08, -0.05" "-0.32, -0.29" "-0.54, -0.53"</w:t>
       </w:r>
     </w:p>
     <w:p>
@@ -2016,7 +2070,7 @@
         <w:rPr>
           <w:rStyle w:val="VerbatimChar"/>
         </w:rPr>
-        <w:t xml:space="preserve">##            mse      smape        R2</w:t>
+        <w:t xml:space="preserve">##            mse     smape        R2</w:t>
       </w:r>
       <w:r>
         <w:br/>
@@ -2025,7 +2079,7 @@
         <w:rPr>
           <w:rStyle w:val="VerbatimChar"/>
         </w:rPr>
-        <w:t xml:space="preserve">## 1 6.048172e-05 0.03659147 0.9994776</w:t>
+        <w:t xml:space="preserve">## 1 0.0003237804 0.1067715 0.9972035</w:t>
       </w:r>
     </w:p>
     <w:p>
@@ -2125,7 +2179,7 @@
         <w:rPr>
           <w:rStyle w:val="VerbatimChar"/>
         </w:rPr>
-        <w:t xml:space="preserve">## [1] "smape: 3.66"</w:t>
+        <w:t xml:space="preserve">## [1] "smape: 10.68"</w:t>
       </w:r>
     </w:p>
     <w:p>
@@ -2344,7 +2398,7 @@
               <a:graphicData uri="http://schemas.openxmlformats.org/drawingml/2006/picture">
                 <pic:pic>
                   <pic:nvPicPr>
-                    <pic:cNvPr descr="/home/gpca/daltoolboxdp/examples/timeseries/doc/21_ts_lstm_static_patience_files/c7a059bdaa431aff296a3f9f05a0915ad8e76c4d.png" id="14" name="Picture"/>
+                    <pic:cNvPr descr="/home/gpca/daltoolboxdp/examples/timeseries/doc/21_ts_lstm_static_patience_files/73b898f8f6c2b5f540f3902d65b77c6a502271ee.png" id="14" name="Picture"/>
                     <pic:cNvPicPr>
                       <a:picLocks noChangeArrowheads="1" noChangeAspect="1"/>
                     </pic:cNvPicPr>
@@ -2899,7 +2953,7 @@
               <a:graphicData uri="http://schemas.openxmlformats.org/drawingml/2006/picture">
                 <pic:pic>
                   <pic:nvPicPr>
-                    <pic:cNvPr descr="/home/gpca/daltoolboxdp/examples/timeseries/doc/21_ts_lstm_static_patience_files/4a4550d581d2788f1ed183f40cedd560f563b832.png" id="17" name="Picture"/>
+                    <pic:cNvPr descr="/home/gpca/daltoolboxdp/examples/timeseries/doc/21_ts_lstm_static_patience_files/3d4a3f3729e21646d9c5fa7f4049d0b85f9b4369.png" id="17" name="Picture"/>
                     <pic:cNvPicPr>
                       <a:picLocks noChangeArrowheads="1" noChangeAspect="1"/>
                     </pic:cNvPicPr>
@@ -2978,7 +3032,7 @@
         <w:rPr>
           <w:rStyle w:val="VerbatimChar"/>
         </w:rPr>
-        <w:t xml:space="preserve">## [1] 179</w:t>
+        <w:t xml:space="preserve">## [1] 165</w:t>
       </w:r>
     </w:p>
     <w:p>

--- a/examples/timeseries/doc/21_ts_lstm_static_patience.docx
+++ b/examples/timeseries/doc/21_ts_lstm_static_patience.docx
@@ -736,6 +736,98 @@
     <w:p>
       <w:pPr>
         <w:pStyle w:val="FirstParagraph"/>
+      </w:pPr>
+      <w:r>
+        <w:t xml:space="preserve">Contract note</w:t>
+      </w:r>
+      <w:r>
+        <w:t xml:space="preserve"> </w:t>
+      </w:r>
+      <w:r>
+        <w:t xml:space="preserve">-</w:t>
+      </w:r>
+      <w:r>
+        <w:t xml:space="preserve"> </w:t>
+      </w:r>
+      <w:r>
+        <w:rPr>
+          <w:rStyle w:val="VerbatimChar"/>
+        </w:rPr>
+        <w:t xml:space="preserve">fit()</w:t>
+      </w:r>
+      <w:r>
+        <w:t xml:space="preserve"> </w:t>
+      </w:r>
+      <w:r>
+        <w:t xml:space="preserve">consumes the supervised projection</w:t>
+      </w:r>
+      <w:r>
+        <w:t xml:space="preserve"> </w:t>
+      </w:r>
+      <w:r>
+        <w:rPr>
+          <w:rStyle w:val="VerbatimChar"/>
+        </w:rPr>
+        <w:t xml:space="preserve">x = io_train$input</w:t>
+      </w:r>
+      <w:r>
+        <w:t xml:space="preserve"> </w:t>
+      </w:r>
+      <w:r>
+        <w:t xml:space="preserve">and</w:t>
+      </w:r>
+      <w:r>
+        <w:t xml:space="preserve"> </w:t>
+      </w:r>
+      <w:r>
+        <w:rPr>
+          <w:rStyle w:val="VerbatimChar"/>
+        </w:rPr>
+        <w:t xml:space="preserve">y = io_train$output</w:t>
+      </w:r>
+      <w:r>
+        <w:t xml:space="preserve">.</w:t>
+      </w:r>
+      <w:r>
+        <w:t xml:space="preserve"> </w:t>
+      </w:r>
+      <w:r>
+        <w:t xml:space="preserve">-</w:t>
+      </w:r>
+      <w:r>
+        <w:t xml:space="preserve"> </w:t>
+      </w:r>
+      <w:r>
+        <w:rPr>
+          <w:rStyle w:val="VerbatimChar"/>
+        </w:rPr>
+        <w:t xml:space="preserve">predict()</w:t>
+      </w:r>
+      <w:r>
+        <w:t xml:space="preserve"> </w:t>
+      </w:r>
+      <w:r>
+        <w:t xml:space="preserve">is interpreted here as the numeric forecast path;</w:t>
+      </w:r>
+      <w:r>
+        <w:t xml:space="preserve"> </w:t>
+      </w:r>
+      <w:r>
+        <w:rPr>
+          <w:rStyle w:val="VerbatimChar"/>
+        </w:rPr>
+        <w:t xml:space="preserve">as.vector()</w:t>
+      </w:r>
+      <w:r>
+        <w:t xml:space="preserve"> </w:t>
+      </w:r>
+      <w:r>
+        <w:t xml:space="preserve">keeps that explicit for downstream code.</w:t>
+      </w:r>
+    </w:p>
+    <w:p>
+      <w:pPr>
+        <w:pStyle w:val="BodyText"/>
       </w:pPr>
       <w:r>
         <w:t xml:space="preserve">We now train the LSTM model with a fixed validation partition and patience-based early stopping.</w:t>

--- a/examples/timeseries/doc/21_ts_lstm_static_patience.docx
+++ b/examples/timeseries/doc/21_ts_lstm_static_patience.docx
@@ -333,7 +333,7 @@
         <w:rPr>
           <w:rStyle w:val="VerbatimChar"/>
         </w:rPr>
-        <w:t xml:space="preserve">##             t9        t8        t7        t6        t5        t4        t3        t2        t1        t0</w:t>
+        <w:t xml:space="preserve">##             t9        t8        t7        t6        t5        t4        t3</w:t>
       </w:r>
       <w:r>
         <w:br/>
@@ -342,7 +342,7 @@
         <w:rPr>
           <w:rStyle w:val="VerbatimChar"/>
         </w:rPr>
-        <w:t xml:space="preserve">## [1,] 0.0000000 0.2474040 0.4794255 0.6816388 0.8414710 0.9489846 0.9974950 0.9839859 0.9092974 0.7780732</w:t>
+        <w:t xml:space="preserve">## [1,] 0.0000000 0.2474040 0.4794255 0.6816388 0.8414710 0.9489846 0.9974950</w:t>
       </w:r>
       <w:r>
         <w:br/>
@@ -351,7 +351,7 @@
         <w:rPr>
           <w:rStyle w:val="VerbatimChar"/>
         </w:rPr>
-        <w:t xml:space="preserve">## [2,] 0.2474040 0.4794255 0.6816388 0.8414710 0.9489846 0.9974950 0.9839859 0.9092974 0.7780732 0.5984721</w:t>
+        <w:t xml:space="preserve">## [2,] 0.2474040 0.4794255 0.6816388 0.8414710 0.9489846 0.9974950 0.9839859</w:t>
       </w:r>
       <w:r>
         <w:br/>
@@ -360,7 +360,43 @@
         <w:rPr>
           <w:rStyle w:val="VerbatimChar"/>
         </w:rPr>
-        <w:t xml:space="preserve">## [3,] 0.4794255 0.6816388 0.8414710 0.9489846 0.9974950 0.9839859 0.9092974 0.7780732 0.5984721 0.3816610</w:t>
+        <w:t xml:space="preserve">## [3,] 0.4794255 0.6816388 0.8414710 0.9489846 0.9974950 0.9839859 0.9092974</w:t>
+      </w:r>
+      <w:r>
+        <w:br/>
+      </w:r>
+      <w:r>
+        <w:rPr>
+          <w:rStyle w:val="VerbatimChar"/>
+        </w:rPr>
+        <w:t xml:space="preserve">##             t2        t1        t0</w:t>
+      </w:r>
+      <w:r>
+        <w:br/>
+      </w:r>
+      <w:r>
+        <w:rPr>
+          <w:rStyle w:val="VerbatimChar"/>
+        </w:rPr>
+        <w:t xml:space="preserve">## [1,] 0.9839859 0.9092974 0.7780732</w:t>
+      </w:r>
+      <w:r>
+        <w:br/>
+      </w:r>
+      <w:r>
+        <w:rPr>
+          <w:rStyle w:val="VerbatimChar"/>
+        </w:rPr>
+        <w:t xml:space="preserve">## [2,] 0.9092974 0.7780732 0.5984721</w:t>
+      </w:r>
+      <w:r>
+        <w:br/>
+      </w:r>
+      <w:r>
+        <w:rPr>
+          <w:rStyle w:val="VerbatimChar"/>
+        </w:rPr>
+        <w:t xml:space="preserve">## [3,] 0.7780732 0.5984721 0.3816610</w:t>
       </w:r>
     </w:p>
     <w:p>
@@ -531,7 +567,7 @@
               <a:graphicData uri="http://schemas.openxmlformats.org/drawingml/2006/picture">
                 <pic:pic>
                   <pic:nvPicPr>
-                    <pic:cNvPr descr="/home/gpca/daltoolboxdp/examples/timeseries/doc/21_ts_lstm_static_patience_files/2311a3ccdefa9666c559bd154e42236a6cdf3fea.png" id="11" name="Picture"/>
+                    <pic:cNvPr descr="C:\Git\dal\daltoolboxdp\examples\timeseries\doc\21_ts_lstm_static_patience_files/716a4d1e457f97618aa46ca41f6f38e17df76816.png" id="11" name="Picture"/>
                     <pic:cNvPicPr>
                       <a:picLocks noChangeArrowheads="1" noChangeAspect="1"/>
                     </pic:cNvPicPr>
@@ -1727,7 +1763,7 @@
         <w:rPr>
           <w:rStyle w:val="VerbatimChar"/>
         </w:rPr>
-        <w:t xml:space="preserve">## [1] 0.0006032538</w:t>
+        <w:t xml:space="preserve">## [1] 0.0006032521</w:t>
       </w:r>
     </w:p>
     <w:p>
@@ -2162,7 +2198,7 @@
         <w:rPr>
           <w:rStyle w:val="VerbatimChar"/>
         </w:rPr>
-        <w:t xml:space="preserve">##            mse     smape        R2</w:t>
+        <w:t xml:space="preserve">##          mse     smape        R2</w:t>
       </w:r>
       <w:r>
         <w:br/>
@@ -2171,7 +2207,7 @@
         <w:rPr>
           <w:rStyle w:val="VerbatimChar"/>
         </w:rPr>
-        <w:t xml:space="preserve">## 1 0.0003237804 0.1067715 0.9972035</w:t>
+        <w:t xml:space="preserve">## 1 0.00032378 0.1067718 0.9972035</w:t>
       </w:r>
     </w:p>
     <w:p>
@@ -2490,7 +2526,7 @@
               <a:graphicData uri="http://schemas.openxmlformats.org/drawingml/2006/picture">
                 <pic:pic>
                   <pic:nvPicPr>
-                    <pic:cNvPr descr="/home/gpca/daltoolboxdp/examples/timeseries/doc/21_ts_lstm_static_patience_files/73b898f8f6c2b5f540f3902d65b77c6a502271ee.png" id="14" name="Picture"/>
+                    <pic:cNvPr descr="C:\Git\dal\daltoolboxdp\examples\timeseries\doc\21_ts_lstm_static_patience_files/8d0e46a2ff2f5e7b3ea797f51607c300a983b07f.png" id="14" name="Picture"/>
                     <pic:cNvPicPr>
                       <a:picLocks noChangeArrowheads="1" noChangeAspect="1"/>
                     </pic:cNvPicPr>
@@ -3045,7 +3081,7 @@
               <a:graphicData uri="http://schemas.openxmlformats.org/drawingml/2006/picture">
                 <pic:pic>
                   <pic:nvPicPr>
-                    <pic:cNvPr descr="/home/gpca/daltoolboxdp/examples/timeseries/doc/21_ts_lstm_static_patience_files/3d4a3f3729e21646d9c5fa7f4049d0b85f9b4369.png" id="17" name="Picture"/>
+                    <pic:cNvPr descr="C:\Git\dal\daltoolboxdp\examples\timeseries\doc\21_ts_lstm_static_patience_files/e690ec35cb44effb7fd71f51e8312aedb0c640f6.png" id="17" name="Picture"/>
                     <pic:cNvPicPr>
                       <a:picLocks noChangeArrowheads="1" noChangeAspect="1"/>
                     </pic:cNvPicPr>

--- a/examples/timeseries/doc/21_ts_lstm_static_patience.docx
+++ b/examples/timeseries/doc/21_ts_lstm_static_patience.docx
@@ -333,7 +333,7 @@
         <w:rPr>
           <w:rStyle w:val="VerbatimChar"/>
         </w:rPr>
-        <w:t xml:space="preserve">##             t9        t8        t7        t6        t5        t4        t3</w:t>
+        <w:t xml:space="preserve">##             t9        t8        t7        t6        t5        t4        t3        t2        t1        t0</w:t>
       </w:r>
       <w:r>
         <w:br/>
@@ -342,7 +342,7 @@
         <w:rPr>
           <w:rStyle w:val="VerbatimChar"/>
         </w:rPr>
-        <w:t xml:space="preserve">## [1,] 0.0000000 0.2474040 0.4794255 0.6816388 0.8414710 0.9489846 0.9974950</w:t>
+        <w:t xml:space="preserve">## [1,] 0.0000000 0.2474040 0.4794255 0.6816388 0.8414710 0.9489846 0.9974950 0.9839859 0.9092974 0.7780732</w:t>
       </w:r>
       <w:r>
         <w:br/>
@@ -351,7 +351,7 @@
         <w:rPr>
           <w:rStyle w:val="VerbatimChar"/>
         </w:rPr>
-        <w:t xml:space="preserve">## [2,] 0.2474040 0.4794255 0.6816388 0.8414710 0.9489846 0.9974950 0.9839859</w:t>
+        <w:t xml:space="preserve">## [2,] 0.2474040 0.4794255 0.6816388 0.8414710 0.9489846 0.9974950 0.9839859 0.9092974 0.7780732 0.5984721</w:t>
       </w:r>
       <w:r>
         <w:br/>
@@ -360,43 +360,7 @@
         <w:rPr>
           <w:rStyle w:val="VerbatimChar"/>
         </w:rPr>
-        <w:t xml:space="preserve">## [3,] 0.4794255 0.6816388 0.8414710 0.9489846 0.9974950 0.9839859 0.9092974</w:t>
-      </w:r>
-      <w:r>
-        <w:br/>
-      </w:r>
-      <w:r>
-        <w:rPr>
-          <w:rStyle w:val="VerbatimChar"/>
-        </w:rPr>
-        <w:t xml:space="preserve">##             t2        t1        t0</w:t>
-      </w:r>
-      <w:r>
-        <w:br/>
-      </w:r>
-      <w:r>
-        <w:rPr>
-          <w:rStyle w:val="VerbatimChar"/>
-        </w:rPr>
-        <w:t xml:space="preserve">## [1,] 0.9839859 0.9092974 0.7780732</w:t>
-      </w:r>
-      <w:r>
-        <w:br/>
-      </w:r>
-      <w:r>
-        <w:rPr>
-          <w:rStyle w:val="VerbatimChar"/>
-        </w:rPr>
-        <w:t xml:space="preserve">## [2,] 0.9092974 0.7780732 0.5984721</w:t>
-      </w:r>
-      <w:r>
-        <w:br/>
-      </w:r>
-      <w:r>
-        <w:rPr>
-          <w:rStyle w:val="VerbatimChar"/>
-        </w:rPr>
-        <w:t xml:space="preserve">## [3,] 0.7780732 0.5984721 0.3816610</w:t>
+        <w:t xml:space="preserve">## [3,] 0.4794255 0.6816388 0.8414710 0.9489846 0.9974950 0.9839859 0.9092974 0.7780732 0.5984721 0.3816610</w:t>
       </w:r>
     </w:p>
     <w:p>
@@ -567,7 +531,7 @@
               <a:graphicData uri="http://schemas.openxmlformats.org/drawingml/2006/picture">
                 <pic:pic>
                   <pic:nvPicPr>
-                    <pic:cNvPr descr="C:\Git\dal\daltoolboxdp\examples\timeseries\doc\21_ts_lstm_static_patience_files/716a4d1e457f97618aa46ca41f6f38e17df76816.png" id="11" name="Picture"/>
+                    <pic:cNvPr descr="/home/gpca/daltoolboxdp/examples/timeseries/doc/21_ts_lstm_static_patience_files/2311a3ccdefa9666c559bd154e42236a6cdf3fea.png" id="11" name="Picture"/>
                     <pic:cNvPicPr>
                       <a:picLocks noChangeArrowheads="1" noChangeAspect="1"/>
                     </pic:cNvPicPr>
@@ -1763,7 +1727,7 @@
         <w:rPr>
           <w:rStyle w:val="VerbatimChar"/>
         </w:rPr>
-        <w:t xml:space="preserve">## [1] 0.0006032521</w:t>
+        <w:t xml:space="preserve">## [1] 0.0006032211</w:t>
       </w:r>
     </w:p>
     <w:p>
@@ -2198,7 +2162,7 @@
         <w:rPr>
           <w:rStyle w:val="VerbatimChar"/>
         </w:rPr>
-        <w:t xml:space="preserve">##          mse     smape        R2</w:t>
+        <w:t xml:space="preserve">##            mse     smape       R2</w:t>
       </w:r>
       <w:r>
         <w:br/>
@@ -2207,7 +2171,7 @@
         <w:rPr>
           <w:rStyle w:val="VerbatimChar"/>
         </w:rPr>
-        <w:t xml:space="preserve">## 1 0.00032378 0.1067718 0.9972035</w:t>
+        <w:t xml:space="preserve">## 1 0.0003237201 0.1067359 0.997204</w:t>
       </w:r>
     </w:p>
     <w:p>
@@ -2307,7 +2271,7 @@
         <w:rPr>
           <w:rStyle w:val="VerbatimChar"/>
         </w:rPr>
-        <w:t xml:space="preserve">## [1] "smape: 10.68"</w:t>
+        <w:t xml:space="preserve">## [1] "smape: 10.67"</w:t>
       </w:r>
     </w:p>
     <w:p>
@@ -2526,7 +2490,7 @@
               <a:graphicData uri="http://schemas.openxmlformats.org/drawingml/2006/picture">
                 <pic:pic>
                   <pic:nvPicPr>
-                    <pic:cNvPr descr="C:\Git\dal\daltoolboxdp\examples\timeseries\doc\21_ts_lstm_static_patience_files/8d0e46a2ff2f5e7b3ea797f51607c300a983b07f.png" id="14" name="Picture"/>
+                    <pic:cNvPr descr="/home/gpca/daltoolboxdp/examples/timeseries/doc/21_ts_lstm_static_patience_files/48c4580fdedd5d8c1b822238852af379b9b3bce5.png" id="14" name="Picture"/>
                     <pic:cNvPicPr>
                       <a:picLocks noChangeArrowheads="1" noChangeAspect="1"/>
                     </pic:cNvPicPr>
@@ -3081,7 +3045,7 @@
               <a:graphicData uri="http://schemas.openxmlformats.org/drawingml/2006/picture">
                 <pic:pic>
                   <pic:nvPicPr>
-                    <pic:cNvPr descr="C:\Git\dal\daltoolboxdp\examples\timeseries\doc\21_ts_lstm_static_patience_files/e690ec35cb44effb7fd71f51e8312aedb0c640f6.png" id="17" name="Picture"/>
+                    <pic:cNvPr descr="/home/gpca/daltoolboxdp/examples/timeseries/doc/21_ts_lstm_static_patience_files/08b34e22592b5043a4a1a7d44acb273759f31297.png" id="17" name="Picture"/>
                     <pic:cNvPicPr>
                       <a:picLocks noChangeArrowheads="1" noChangeAspect="1"/>
                     </pic:cNvPicPr>
